--- a/DEAI/WEEK 9/Opdrachtbeschrijving.docx
+++ b/DEAI/WEEK 9/Opdrachtbeschrijving.docx
@@ -51,7 +51,21 @@
         <w:rPr>
           <w:lang w:val="nl-NL"/>
         </w:rPr>
-        <w:t xml:space="preserve"> uit de plaats Ames in de Amerikaanse staat Iowa. Hiermee</w:t>
+        <w:t xml:space="preserve"> uit de plaats </w:t>
+      </w:r>
+      <w:proofErr w:type="spellStart"/>
+      <w:r>
+        <w:rPr>
+          <w:lang w:val="nl-NL"/>
+        </w:rPr>
+        <w:t>Ames</w:t>
+      </w:r>
+      <w:proofErr w:type="spellEnd"/>
+      <w:r>
+        <w:rPr>
+          <w:lang w:val="nl-NL"/>
+        </w:rPr>
+        <w:t xml:space="preserve"> in de Amerikaanse staat Iowa. Hiermee</w:t>
       </w:r>
       <w:r>
         <w:rPr>
@@ -150,11 +164,13 @@
           <w:numId w:val="1"/>
         </w:numPr>
         <w:rPr>
-          <w:lang w:val="nl-NL"/>
-        </w:rPr>
-      </w:pPr>
-      <w:r>
-        <w:rPr>
+          <w:highlight w:val="yellow"/>
+          <w:lang w:val="nl-NL"/>
+        </w:rPr>
+      </w:pPr>
+      <w:r>
+        <w:rPr>
+          <w:highlight w:val="yellow"/>
           <w:lang w:val="nl-NL"/>
         </w:rPr>
         <w:t>Maak een nieuw Excelbestand, dit wordt je logboek.</w:t>
@@ -176,92 +192,171 @@
           <w:numId w:val="1"/>
         </w:numPr>
         <w:rPr>
-          <w:lang w:val="nl-NL"/>
-        </w:rPr>
-      </w:pPr>
-      <w:r>
-        <w:rPr>
-          <w:lang w:val="nl-NL"/>
-        </w:rPr>
-        <w:t xml:space="preserve">Maak een Jupyter Notebook waarin je </w:t>
-      </w:r>
-      <w:r>
-        <w:rPr>
+          <w:highlight w:val="yellow"/>
+          <w:lang w:val="nl-NL"/>
+        </w:rPr>
+      </w:pPr>
+      <w:r>
+        <w:rPr>
+          <w:highlight w:val="yellow"/>
+          <w:lang w:val="nl-NL"/>
+        </w:rPr>
+        <w:t xml:space="preserve">Maak een </w:t>
+      </w:r>
+      <w:proofErr w:type="spellStart"/>
+      <w:r>
+        <w:rPr>
+          <w:highlight w:val="yellow"/>
+          <w:lang w:val="nl-NL"/>
+        </w:rPr>
+        <w:t>Jupyter</w:t>
+      </w:r>
+      <w:proofErr w:type="spellEnd"/>
+      <w:r>
+        <w:rPr>
+          <w:highlight w:val="yellow"/>
+          <w:lang w:val="nl-NL"/>
+        </w:rPr>
+        <w:t xml:space="preserve"> Notebook waarin je </w:t>
+      </w:r>
+      <w:r>
+        <w:rPr>
+          <w:highlight w:val="yellow"/>
           <w:lang w:val="nl-NL"/>
         </w:rPr>
         <w:t>het</w:t>
       </w:r>
       <w:r>
         <w:rPr>
-          <w:lang w:val="nl-NL"/>
-        </w:rPr>
-        <w:t xml:space="preserve"> tabje “AmesHousing” van het</w:t>
-      </w:r>
-      <w:r>
-        <w:rPr>
+          <w:highlight w:val="yellow"/>
+          <w:lang w:val="nl-NL"/>
+        </w:rPr>
+        <w:t xml:space="preserve"> tabje “</w:t>
+      </w:r>
+      <w:proofErr w:type="spellStart"/>
+      <w:r>
+        <w:rPr>
+          <w:highlight w:val="yellow"/>
+          <w:lang w:val="nl-NL"/>
+        </w:rPr>
+        <w:t>AmesHousing</w:t>
+      </w:r>
+      <w:proofErr w:type="spellEnd"/>
+      <w:r>
+        <w:rPr>
+          <w:highlight w:val="yellow"/>
+          <w:lang w:val="nl-NL"/>
+        </w:rPr>
+        <w:t>” van het</w:t>
+      </w:r>
+      <w:r>
+        <w:rPr>
+          <w:highlight w:val="yellow"/>
           <w:lang w:val="nl-NL"/>
         </w:rPr>
         <w:t xml:space="preserve"> bestand </w:t>
       </w:r>
       <w:r>
         <w:rPr>
+          <w:highlight w:val="yellow"/>
           <w:lang w:val="nl-NL"/>
         </w:rPr>
         <w:t>AmesHousing.</w:t>
       </w:r>
       <w:r>
         <w:rPr>
+          <w:highlight w:val="yellow"/>
           <w:lang w:val="nl-NL"/>
         </w:rPr>
         <w:t>xlsx</w:t>
       </w:r>
       <w:r>
         <w:rPr>
+          <w:highlight w:val="yellow"/>
           <w:lang w:val="nl-NL"/>
         </w:rPr>
         <w:t xml:space="preserve"> in</w:t>
       </w:r>
       <w:r>
         <w:rPr>
+          <w:highlight w:val="yellow"/>
           <w:lang w:val="nl-NL"/>
         </w:rPr>
         <w:t>leest</w:t>
       </w:r>
       <w:r>
         <w:rPr>
+          <w:highlight w:val="yellow"/>
           <w:lang w:val="nl-NL"/>
         </w:rPr>
         <w:t xml:space="preserve">, </w:t>
       </w:r>
       <w:r>
         <w:rPr>
-          <w:lang w:val="nl-NL"/>
-        </w:rPr>
-        <w:t xml:space="preserve">als DataFrame </w:t>
-      </w:r>
-      <w:r>
-        <w:rPr>
+          <w:highlight w:val="yellow"/>
+          <w:lang w:val="nl-NL"/>
+        </w:rPr>
+        <w:t xml:space="preserve">als </w:t>
+      </w:r>
+      <w:proofErr w:type="spellStart"/>
+      <w:r>
+        <w:rPr>
+          <w:highlight w:val="yellow"/>
+          <w:lang w:val="nl-NL"/>
+        </w:rPr>
+        <w:t>DataFrame</w:t>
+      </w:r>
+      <w:proofErr w:type="spellEnd"/>
+      <w:r>
+        <w:rPr>
+          <w:highlight w:val="yellow"/>
+          <w:lang w:val="nl-NL"/>
+        </w:rPr>
+        <w:t xml:space="preserve"> </w:t>
+      </w:r>
+      <w:r>
+        <w:rPr>
+          <w:highlight w:val="yellow"/>
           <w:lang w:val="nl-NL"/>
         </w:rPr>
         <w:t>in Python.</w:t>
       </w:r>
       <w:r>
         <w:rPr>
+          <w:highlight w:val="yellow"/>
           <w:lang w:val="nl-NL"/>
         </w:rPr>
         <w:t xml:space="preserve"> Zorg ervoor dat elke </w:t>
       </w:r>
       <w:r>
         <w:rPr>
+          <w:highlight w:val="yellow"/>
           <w:lang w:val="nl-NL"/>
         </w:rPr>
         <w:t>Excel</w:t>
       </w:r>
       <w:r>
         <w:rPr>
-          <w:lang w:val="nl-NL"/>
-        </w:rPr>
-        <w:t>-kolom overeenkomt met een DataFrame-kolom.</w:t>
+          <w:highlight w:val="yellow"/>
+          <w:lang w:val="nl-NL"/>
+        </w:rPr>
+        <w:t xml:space="preserve">-kolom overeenkomt met een </w:t>
+      </w:r>
+      <w:proofErr w:type="spellStart"/>
+      <w:r>
+        <w:rPr>
+          <w:highlight w:val="yellow"/>
+          <w:lang w:val="nl-NL"/>
+        </w:rPr>
+        <w:t>DataFrame</w:t>
+      </w:r>
+      <w:proofErr w:type="spellEnd"/>
+      <w:r>
+        <w:rPr>
+          <w:highlight w:val="yellow"/>
+          <w:lang w:val="nl-NL"/>
+        </w:rPr>
+        <w:t>-kolom.</w:t>
       </w:r>
     </w:p>
     <w:p>
@@ -280,95 +375,111 @@
           <w:numId w:val="1"/>
         </w:numPr>
         <w:rPr>
-          <w:lang w:val="nl-NL"/>
-        </w:rPr>
-      </w:pPr>
-      <w:r>
-        <w:rPr>
+          <w:highlight w:val="yellow"/>
+          <w:lang w:val="nl-NL"/>
+        </w:rPr>
+      </w:pPr>
+      <w:r>
+        <w:rPr>
+          <w:highlight w:val="yellow"/>
           <w:lang w:val="nl-NL"/>
         </w:rPr>
         <w:t>Open</w:t>
       </w:r>
       <w:r>
         <w:rPr>
+          <w:highlight w:val="yellow"/>
           <w:lang w:val="nl-NL"/>
         </w:rPr>
         <w:t xml:space="preserve"> </w:t>
       </w:r>
       <w:r>
         <w:rPr>
+          <w:highlight w:val="yellow"/>
           <w:lang w:val="nl-NL"/>
         </w:rPr>
         <w:t>AmesHousing.</w:t>
       </w:r>
       <w:r>
         <w:rPr>
+          <w:highlight w:val="yellow"/>
           <w:lang w:val="nl-NL"/>
         </w:rPr>
         <w:t>xlsx</w:t>
       </w:r>
       <w:r>
         <w:rPr>
+          <w:highlight w:val="yellow"/>
           <w:lang w:val="nl-NL"/>
         </w:rPr>
         <w:t xml:space="preserve"> </w:t>
       </w:r>
       <w:r>
         <w:rPr>
+          <w:highlight w:val="yellow"/>
           <w:lang w:val="nl-NL"/>
         </w:rPr>
         <w:t xml:space="preserve">in Excel en lees </w:t>
       </w:r>
       <w:r>
         <w:rPr>
+          <w:highlight w:val="yellow"/>
           <w:lang w:val="nl-NL"/>
         </w:rPr>
         <w:t>de inhoud van het tabje “Data Dictionary” goed door.</w:t>
       </w:r>
       <w:r>
         <w:rPr>
+          <w:highlight w:val="yellow"/>
           <w:lang w:val="nl-NL"/>
         </w:rPr>
         <w:t xml:space="preserve"> Deze geeft de betekenis weer van elke feature.</w:t>
       </w:r>
       <w:r>
         <w:rPr>
+          <w:highlight w:val="yellow"/>
           <w:lang w:val="nl-NL"/>
         </w:rPr>
         <w:t xml:space="preserve"> </w:t>
       </w:r>
       <w:r>
         <w:rPr>
+          <w:highlight w:val="yellow"/>
           <w:lang w:val="nl-NL"/>
         </w:rPr>
         <w:t>M</w:t>
       </w:r>
       <w:r>
         <w:rPr>
+          <w:highlight w:val="yellow"/>
           <w:lang w:val="nl-NL"/>
         </w:rPr>
         <w:t xml:space="preserve">aak een top 3 van features waarvan je verwacht dat die het </w:t>
       </w:r>
       <w:r>
         <w:rPr>
+          <w:highlight w:val="yellow"/>
           <w:lang w:val="nl-NL"/>
         </w:rPr>
         <w:t>best gebruikt kunnen worden om gelijkenissen tussen huizen te achterhalen.</w:t>
       </w:r>
       <w:r>
         <w:rPr>
+          <w:highlight w:val="yellow"/>
           <w:lang w:val="nl-NL"/>
         </w:rPr>
         <w:t xml:space="preserve"> Let op: minstens één van deze features moet categorisch zijn!</w:t>
       </w:r>
       <w:r>
         <w:rPr>
+          <w:highlight w:val="yellow"/>
           <w:lang w:val="nl-NL"/>
         </w:rPr>
         <w:t xml:space="preserve"> Noteer de </w:t>
       </w:r>
       <w:r>
         <w:rPr>
+          <w:highlight w:val="yellow"/>
           <w:lang w:val="nl-NL"/>
         </w:rPr>
         <w:t>gekozen features in je logboek.</w:t>
@@ -390,41 +501,96 @@
           <w:numId w:val="1"/>
         </w:numPr>
         <w:rPr>
-          <w:lang w:val="nl-NL"/>
-        </w:rPr>
-      </w:pPr>
-      <w:r>
-        <w:rPr>
+          <w:highlight w:val="yellow"/>
+          <w:lang w:val="nl-NL"/>
+        </w:rPr>
+      </w:pPr>
+      <w:r>
+        <w:rPr>
+          <w:highlight w:val="yellow"/>
           <w:lang w:val="nl-NL"/>
         </w:rPr>
         <w:t>Prepareer je data</w:t>
       </w:r>
       <w:r>
         <w:rPr>
-          <w:lang w:val="nl-NL"/>
-        </w:rPr>
-        <w:t xml:space="preserve"> in je Jupyter Notebook</w:t>
-      </w:r>
-      <w:r>
-        <w:rPr>
+          <w:highlight w:val="yellow"/>
+          <w:lang w:val="nl-NL"/>
+        </w:rPr>
+        <w:t xml:space="preserve"> in je </w:t>
+      </w:r>
+      <w:proofErr w:type="spellStart"/>
+      <w:r>
+        <w:rPr>
+          <w:highlight w:val="yellow"/>
+          <w:lang w:val="nl-NL"/>
+        </w:rPr>
+        <w:t>Jupyter</w:t>
+      </w:r>
+      <w:proofErr w:type="spellEnd"/>
+      <w:r>
+        <w:rPr>
+          <w:highlight w:val="yellow"/>
+          <w:lang w:val="nl-NL"/>
+        </w:rPr>
+        <w:t xml:space="preserve"> Notebook</w:t>
+      </w:r>
+      <w:r>
+        <w:rPr>
+          <w:highlight w:val="yellow"/>
           <w:lang w:val="nl-NL"/>
         </w:rPr>
         <w:t>:</w:t>
       </w:r>
       <w:r>
         <w:rPr>
-          <w:lang w:val="nl-NL"/>
-        </w:rPr>
-        <w:t xml:space="preserve"> o</w:t>
-      </w:r>
-      <w:r>
-        <w:rPr>
-          <w:lang w:val="nl-NL"/>
-        </w:rPr>
-        <w:t>ne-hot encode je uitgekozen categorische feature(s)</w:t>
-      </w:r>
-      <w:r>
-        <w:rPr>
+          <w:highlight w:val="yellow"/>
+          <w:lang w:val="nl-NL"/>
+        </w:rPr>
+        <w:t xml:space="preserve"> </w:t>
+      </w:r>
+      <w:proofErr w:type="spellStart"/>
+      <w:r>
+        <w:rPr>
+          <w:highlight w:val="yellow"/>
+          <w:lang w:val="nl-NL"/>
+        </w:rPr>
+        <w:t>o</w:t>
+      </w:r>
+      <w:r>
+        <w:rPr>
+          <w:highlight w:val="yellow"/>
+          <w:lang w:val="nl-NL"/>
+        </w:rPr>
+        <w:t>ne</w:t>
+      </w:r>
+      <w:proofErr w:type="spellEnd"/>
+      <w:r>
+        <w:rPr>
+          <w:highlight w:val="yellow"/>
+          <w:lang w:val="nl-NL"/>
+        </w:rPr>
+        <w:t xml:space="preserve">-hot </w:t>
+      </w:r>
+      <w:proofErr w:type="spellStart"/>
+      <w:r>
+        <w:rPr>
+          <w:highlight w:val="yellow"/>
+          <w:lang w:val="nl-NL"/>
+        </w:rPr>
+        <w:t>encode</w:t>
+      </w:r>
+      <w:proofErr w:type="spellEnd"/>
+      <w:r>
+        <w:rPr>
+          <w:highlight w:val="yellow"/>
+          <w:lang w:val="nl-NL"/>
+        </w:rPr>
+        <w:t xml:space="preserve"> je uitgekozen categorische feature(s)</w:t>
+      </w:r>
+      <w:r>
+        <w:rPr>
+          <w:highlight w:val="yellow"/>
           <w:lang w:val="nl-NL"/>
         </w:rPr>
         <w:t>.</w:t>
@@ -449,11 +615,19 @@
           <w:lang w:val="nl-NL"/>
         </w:rPr>
       </w:pPr>
-      <w:r>
-        <w:rPr>
-          <w:lang w:val="nl-NL"/>
-        </w:rPr>
-        <w:t xml:space="preserve">Initialiseer </w:t>
+      <w:proofErr w:type="spellStart"/>
+      <w:r>
+        <w:rPr>
+          <w:lang w:val="nl-NL"/>
+        </w:rPr>
+        <w:t>Initialiseer</w:t>
+      </w:r>
+      <w:proofErr w:type="spellEnd"/>
+      <w:r>
+        <w:rPr>
+          <w:lang w:val="nl-NL"/>
+        </w:rPr>
+        <w:t xml:space="preserve"> </w:t>
       </w:r>
       <w:r>
         <w:rPr>
@@ -477,7 +651,21 @@
         <w:rPr>
           <w:lang w:val="nl-NL"/>
         </w:rPr>
-        <w:t xml:space="preserve">in je Jupyter Notebook </w:t>
+        <w:t xml:space="preserve">in je </w:t>
+      </w:r>
+      <w:proofErr w:type="spellStart"/>
+      <w:r>
+        <w:rPr>
+          <w:lang w:val="nl-NL"/>
+        </w:rPr>
+        <w:t>Jupyter</w:t>
+      </w:r>
+      <w:proofErr w:type="spellEnd"/>
+      <w:r>
+        <w:rPr>
+          <w:lang w:val="nl-NL"/>
+        </w:rPr>
+        <w:t xml:space="preserve"> Notebook </w:t>
       </w:r>
       <w:r>
         <w:rPr>
@@ -591,7 +779,21 @@
         <w:rPr>
           <w:lang w:val="nl-NL"/>
         </w:rPr>
-        <w:t>e pythonfunctie help()</w:t>
+        <w:t xml:space="preserve">e pythonfunctie </w:t>
+      </w:r>
+      <w:proofErr w:type="gramStart"/>
+      <w:r>
+        <w:rPr>
+          <w:lang w:val="nl-NL"/>
+        </w:rPr>
+        <w:t>help(</w:t>
+      </w:r>
+      <w:proofErr w:type="gramEnd"/>
+      <w:r>
+        <w:rPr>
+          <w:lang w:val="nl-NL"/>
+        </w:rPr>
+        <w:t>)</w:t>
       </w:r>
       <w:r>
         <w:rPr>
@@ -615,7 +817,29 @@
         <w:rPr>
           <w:lang w:val="nl-NL"/>
         </w:rPr>
-        <w:t xml:space="preserve"> Overweeg ook de StandardScaler() toe te passen.</w:t>
+        <w:t xml:space="preserve"> Overweeg ook de </w:t>
+      </w:r>
+      <w:proofErr w:type="spellStart"/>
+      <w:proofErr w:type="gramStart"/>
+      <w:r>
+        <w:rPr>
+          <w:lang w:val="nl-NL"/>
+        </w:rPr>
+        <w:t>StandardScaler</w:t>
+      </w:r>
+      <w:proofErr w:type="spellEnd"/>
+      <w:r>
+        <w:rPr>
+          <w:lang w:val="nl-NL"/>
+        </w:rPr>
+        <w:t>(</w:t>
+      </w:r>
+      <w:proofErr w:type="gramEnd"/>
+      <w:r>
+        <w:rPr>
+          <w:lang w:val="nl-NL"/>
+        </w:rPr>
+        <w:t>) toe te passen.</w:t>
       </w:r>
       <w:r>
         <w:rPr>
@@ -684,7 +908,21 @@
         <w:rPr>
           <w:lang w:val="nl-NL"/>
         </w:rPr>
-        <w:t xml:space="preserve">in je Jupyter Notebook </w:t>
+        <w:t xml:space="preserve">in je </w:t>
+      </w:r>
+      <w:proofErr w:type="spellStart"/>
+      <w:r>
+        <w:rPr>
+          <w:lang w:val="nl-NL"/>
+        </w:rPr>
+        <w:t>Jupyter</w:t>
+      </w:r>
+      <w:proofErr w:type="spellEnd"/>
+      <w:r>
+        <w:rPr>
+          <w:lang w:val="nl-NL"/>
+        </w:rPr>
+        <w:t xml:space="preserve"> Notebook </w:t>
       </w:r>
       <w:r>
         <w:rPr>
@@ -821,7 +1059,21 @@
         <w:rPr>
           <w:lang w:val="nl-NL"/>
         </w:rPr>
-        <w:t>. One-hot</w:t>
+        <w:t xml:space="preserve">. </w:t>
+      </w:r>
+      <w:proofErr w:type="spellStart"/>
+      <w:r>
+        <w:rPr>
+          <w:lang w:val="nl-NL"/>
+        </w:rPr>
+        <w:t>One</w:t>
+      </w:r>
+      <w:proofErr w:type="spellEnd"/>
+      <w:r>
+        <w:rPr>
+          <w:lang w:val="nl-NL"/>
+        </w:rPr>
+        <w:t>-hot</w:t>
       </w:r>
       <w:r>
         <w:rPr>
@@ -829,11 +1081,19 @@
         </w:rPr>
         <w:t xml:space="preserve"> </w:t>
       </w:r>
-      <w:r>
-        <w:rPr>
-          <w:lang w:val="nl-NL"/>
-        </w:rPr>
-        <w:t>encode deze waar nodig.</w:t>
+      <w:proofErr w:type="spellStart"/>
+      <w:r>
+        <w:rPr>
+          <w:lang w:val="nl-NL"/>
+        </w:rPr>
+        <w:t>encode</w:t>
+      </w:r>
+      <w:proofErr w:type="spellEnd"/>
+      <w:r>
+        <w:rPr>
+          <w:lang w:val="nl-NL"/>
+        </w:rPr>
+        <w:t xml:space="preserve"> deze waar nodig.</w:t>
       </w:r>
     </w:p>
     <w:p>
@@ -890,7 +1150,21 @@
         <w:rPr>
           <w:lang w:val="nl-NL"/>
         </w:rPr>
-        <w:t xml:space="preserve">je Jupyter Notebook </w:t>
+        <w:t xml:space="preserve">je </w:t>
+      </w:r>
+      <w:proofErr w:type="spellStart"/>
+      <w:r>
+        <w:rPr>
+          <w:lang w:val="nl-NL"/>
+        </w:rPr>
+        <w:t>Jupyter</w:t>
+      </w:r>
+      <w:proofErr w:type="spellEnd"/>
+      <w:r>
+        <w:rPr>
+          <w:lang w:val="nl-NL"/>
+        </w:rPr>
+        <w:t xml:space="preserve"> Notebook </w:t>
       </w:r>
       <w:r>
         <w:rPr>
@@ -2504,6 +2778,26 @@
 </file>
 
 <file path=customXml/item1.xml><?xml version="1.0" encoding="utf-8"?>
+<p:properties xmlns:p="http://schemas.microsoft.com/office/2006/metadata/properties" xmlns:xsi="http://www.w3.org/2001/XMLSchema-instance" xmlns:pc="http://schemas.microsoft.com/office/infopath/2007/PartnerControls">
+  <documentManagement>
+    <lcf76f155ced4ddcb4097134ff3c332f xmlns="32f5a426-4411-422f-b9c8-9b9c919dd02d">
+      <Terms xmlns="http://schemas.microsoft.com/office/infopath/2007/PartnerControls"/>
+    </lcf76f155ced4ddcb4097134ff3c332f>
+    <TaxCatchAll xmlns="d11bdb94-d558-4ffe-a4b0-092cbde21480" xsi:nil="true"/>
+  </documentManagement>
+</p:properties>
+</file>
+
+<file path=customXml/item2.xml><?xml version="1.0" encoding="utf-8"?>
+<?mso-contentType ?>
+<FormTemplates xmlns="http://schemas.microsoft.com/sharepoint/v3/contenttype/forms">
+  <Display>DocumentLibraryForm</Display>
+  <Edit>DocumentLibraryForm</Edit>
+  <New>DocumentLibraryForm</New>
+</FormTemplates>
+</file>
+
+<file path=customXml/item3.xml><?xml version="1.0" encoding="utf-8"?>
 <ct:contentTypeSchema xmlns:ct="http://schemas.microsoft.com/office/2006/metadata/contentType" xmlns:ma="http://schemas.microsoft.com/office/2006/metadata/properties/metaAttributes" ct:_="" ma:_="" ma:contentTypeName="Document" ma:contentTypeID="0x0101007769D13FFC5C7A4C8E8F8F4D202D83D0" ma:contentTypeVersion="16" ma:contentTypeDescription="Een nieuw document maken." ma:contentTypeScope="" ma:versionID="b2ec890ea17184f49c4a58d4bd1095a2">
   <xsd:schema xmlns:xsd="http://www.w3.org/2001/XMLSchema" xmlns:xs="http://www.w3.org/2001/XMLSchema" xmlns:p="http://schemas.microsoft.com/office/2006/metadata/properties" xmlns:ns2="32f5a426-4411-422f-b9c8-9b9c919dd02d" xmlns:ns3="597a471e-0b75-4fc5-bc4a-75c43d0a6ad2" xmlns:ns4="d11bdb94-d558-4ffe-a4b0-092cbde21480" targetNamespace="http://schemas.microsoft.com/office/2006/metadata/properties" ma:root="true" ma:fieldsID="f90993f1e063ba2c6886d3a92126f3a0" ns2:_="" ns3:_="" ns4:_="">
     <xsd:import namespace="32f5a426-4411-422f-b9c8-9b9c919dd02d"/>
@@ -2751,27 +3045,26 @@
 </ct:contentTypeSchema>
 </file>
 
-<file path=customXml/item2.xml><?xml version="1.0" encoding="utf-8"?>
-<?mso-contentType ?>
-<FormTemplates xmlns="http://schemas.microsoft.com/sharepoint/v3/contenttype/forms">
-  <Display>DocumentLibraryForm</Display>
-  <Edit>DocumentLibraryForm</Edit>
-  <New>DocumentLibraryForm</New>
-</FormTemplates>
+<file path=customXml/itemProps1.xml><?xml version="1.0" encoding="utf-8"?>
+<ds:datastoreItem xmlns:ds="http://schemas.openxmlformats.org/officeDocument/2006/customXml" ds:itemID="{6FF36A39-B4BE-4612-AC77-633A7E659E89}">
+  <ds:schemaRefs>
+    <ds:schemaRef ds:uri="http://schemas.microsoft.com/office/2006/metadata/properties"/>
+    <ds:schemaRef ds:uri="http://schemas.microsoft.com/office/infopath/2007/PartnerControls"/>
+    <ds:schemaRef ds:uri="32f5a426-4411-422f-b9c8-9b9c919dd02d"/>
+    <ds:schemaRef ds:uri="d11bdb94-d558-4ffe-a4b0-092cbde21480"/>
+  </ds:schemaRefs>
+</ds:datastoreItem>
 </file>
 
-<file path=customXml/item3.xml><?xml version="1.0" encoding="utf-8"?>
-<p:properties xmlns:p="http://schemas.microsoft.com/office/2006/metadata/properties" xmlns:xsi="http://www.w3.org/2001/XMLSchema-instance" xmlns:pc="http://schemas.microsoft.com/office/infopath/2007/PartnerControls">
-  <documentManagement>
-    <lcf76f155ced4ddcb4097134ff3c332f xmlns="32f5a426-4411-422f-b9c8-9b9c919dd02d">
-      <Terms xmlns="http://schemas.microsoft.com/office/infopath/2007/PartnerControls"/>
-    </lcf76f155ced4ddcb4097134ff3c332f>
-    <TaxCatchAll xmlns="d11bdb94-d558-4ffe-a4b0-092cbde21480" xsi:nil="true"/>
-  </documentManagement>
-</p:properties>
+<file path=customXml/itemProps2.xml><?xml version="1.0" encoding="utf-8"?>
+<ds:datastoreItem xmlns:ds="http://schemas.openxmlformats.org/officeDocument/2006/customXml" ds:itemID="{1BA1C0D8-72EF-4967-A303-053F445FBEEF}">
+  <ds:schemaRefs>
+    <ds:schemaRef ds:uri="http://schemas.microsoft.com/sharepoint/v3/contenttype/forms"/>
+  </ds:schemaRefs>
+</ds:datastoreItem>
 </file>
 
-<file path=customXml/itemProps1.xml><?xml version="1.0" encoding="utf-8"?>
+<file path=customXml/itemProps3.xml><?xml version="1.0" encoding="utf-8"?>
 <ds:datastoreItem xmlns:ds="http://schemas.openxmlformats.org/officeDocument/2006/customXml" ds:itemID="{0F9DB202-C259-44AD-A439-336BD4C9A3AF}">
   <ds:schemaRefs>
     <ds:schemaRef ds:uri="http://schemas.microsoft.com/office/2006/metadata/contentType"/>
@@ -2789,23 +3082,4 @@
     <ds:schemaRef ds:uri="http://schemas.microsoft.com/internal/obd"/>
   </ds:schemaRefs>
 </ds:datastoreItem>
-</file>
-
-<file path=customXml/itemProps2.xml><?xml version="1.0" encoding="utf-8"?>
-<ds:datastoreItem xmlns:ds="http://schemas.openxmlformats.org/officeDocument/2006/customXml" ds:itemID="{1BA1C0D8-72EF-4967-A303-053F445FBEEF}">
-  <ds:schemaRefs>
-    <ds:schemaRef ds:uri="http://schemas.microsoft.com/sharepoint/v3/contenttype/forms"/>
-  </ds:schemaRefs>
-</ds:datastoreItem>
-</file>
-
-<file path=customXml/itemProps3.xml><?xml version="1.0" encoding="utf-8"?>
-<ds:datastoreItem xmlns:ds="http://schemas.openxmlformats.org/officeDocument/2006/customXml" ds:itemID="{6FF36A39-B4BE-4612-AC77-633A7E659E89}">
-  <ds:schemaRefs>
-    <ds:schemaRef ds:uri="http://schemas.microsoft.com/office/2006/metadata/properties"/>
-    <ds:schemaRef ds:uri="http://schemas.microsoft.com/office/infopath/2007/PartnerControls"/>
-    <ds:schemaRef ds:uri="32f5a426-4411-422f-b9c8-9b9c919dd02d"/>
-    <ds:schemaRef ds:uri="d11bdb94-d558-4ffe-a4b0-092cbde21480"/>
-  </ds:schemaRefs>
-</ds:datastoreItem>
 </file>